--- a/technical_protection_of_information/практики/1/2026/Документы/34. Договор купли-продажи оборудования.docx
+++ b/technical_protection_of_information/практики/1/2026/Документы/34. Договор купли-продажи оборудования.docx
@@ -4,205 +4,110 @@
   <w:body>
     <w:p>
       <w:pPr>
-        <w:spacing w:before="120"/>
+        <w:ind w:firstLine="0"/>
         <w:jc w:val="center"/>
       </w:pPr>
       <w:r>
         <w:rPr>
           <w:b/>
-          <w:i w:val="0"/>
-          <w:sz w:val="28"/>
         </w:rPr>
-        <w:t>ДОГОВОР КУПЛИ-ПРОДАЖИ № 12/08</w:t>
+        <w:t>Общество с ограниченной ответственностью «ТехноЩит»</w:t>
       </w:r>
     </w:p>
     <w:p>
       <w:pPr>
-        <w:spacing w:before="120"/>
+        <w:ind w:firstLine="0"/>
         <w:jc w:val="center"/>
       </w:pPr>
       <w:r>
         <w:rPr>
           <w:b/>
-          <w:i w:val="0"/>
-          <w:sz w:val="28"/>
         </w:rPr>
-        <w:t>оборудования и программного обеспечения</w:t>
+        <w:t>ДОГОВОР КУПЛИ-ПРОДАЖИ ОБОРУДОВАНИЯ И ПРОГРАММНОГО ОБЕСПЕЧЕНИЯ</w:t>
       </w:r>
     </w:p>
     <w:p>
       <w:pPr>
-        <w:jc w:val="left"/>
+        <w:ind w:firstLine="0"/>
       </w:pPr>
       <w:r>
-        <w:rPr>
-          <w:b w:val="0"/>
-          <w:i w:val="0"/>
-          <w:sz w:val="28"/>
-        </w:rPr>
-        <w:t>г. Ростов-на-Дону                                                     25.08.2026 г.</w:t>
+        <w:t>25.08.2026 № 12/08</w:t>
+        <w:br/>
+        <w:t>г. Ростов-на-Дону</w:t>
       </w:r>
     </w:p>
     <w:p>
       <w:pPr>
-        <w:ind w:firstLine="709"/>
         <w:jc w:val="both"/>
       </w:pPr>
       <w:r>
-        <w:rPr>
-          <w:b w:val="0"/>
-          <w:i w:val="0"/>
-          <w:sz w:val="28"/>
-        </w:rPr>
-        <w:t>ООО «ИТ-Снаб», именуемое «Продавец», в лице директора Лебедева Н.В., и Общество с ограниченной ответственностью «ТехноЩит», именуемое «Покупатель», в лице директора Ермолаева Богдана Юрьевича, заключили договор о нижеследующем.</w:t>
+        <w:t>ООО «ИТ-Снаб» в лице директора Лебедева Н. В. (Продавец) и ООО «ТехноЩит» в лице директора Ермолаева Б. Ю. (Покупатель) заключили договор о следующем.</w:t>
       </w:r>
     </w:p>
     <w:p>
       <w:pPr>
-        <w:ind w:firstLine="709"/>
         <w:jc w:val="both"/>
       </w:pPr>
       <w:r>
-        <w:rPr>
-          <w:b w:val="0"/>
-          <w:i w:val="0"/>
-          <w:sz w:val="28"/>
-        </w:rPr>
-        <w:t>1. Продавец передаёт в собственность, а Покупатель принимает и оплачивает оборудование: анализатор спектра АКИП-4210 (1 шт.), осциллограф АКИП-4125 (1 шт.), сервер (1 шт.), АРМ (6 шт.), МФУ (1 шт.), шредер (1 шт.), сейф 1-го класса взломостойкости (1 шт.), а также лицензии на ПО: Astra Linux Special Edition, «СекретНет Studio», «VipNet Client», АПКШ «Континент 4».</w:t>
+        <w:t>1. Продавец передаёт оборудование и предоставляет предусмотренные поставкой права использования ПО в составе спецификации МТБ-01 (документ № 44). Спецификация является приложением к договору; состав включает все позиции HW и программы OS-01/AV-01. Учётные обозначения не заменяют заводскую маркировку.</w:t>
       </w:r>
     </w:p>
     <w:p>
       <w:pPr>
-        <w:ind w:firstLine="709"/>
         <w:jc w:val="both"/>
       </w:pPr>
       <w:r>
-        <w:rPr>
-          <w:b w:val="0"/>
-          <w:i w:val="0"/>
-          <w:sz w:val="28"/>
-        </w:rPr>
-        <w:t>2. Общая стоимость — 1 850 000 руб., НДС не облагается (УСН). Передача — по акту приёма-передачи от 28.08.2026.</w:t>
+        <w:t>2. Стоимость комплекта — 2 850 000 рублей, включая применимые налоги. Оплата производится по счёту поставщика. Передача — по акту АП-01 от 28.08.2026 (документ № 45). Условия предоставления прав на программы определяются также лицензионными документами изготовителей.</w:t>
       </w:r>
     </w:p>
     <w:p>
       <w:pPr>
-        <w:ind w:firstLine="709"/>
         <w:jc w:val="both"/>
       </w:pPr>
       <w:r>
-        <w:rPr>
-          <w:b w:val="0"/>
-          <w:i w:val="0"/>
-          <w:sz w:val="28"/>
-        </w:rPr>
-        <w:t>3. Гарантийный срок на оборудование — 12 месяцев.</w:t>
+        <w:t>3. Продавец передаёт эксплуатационные документы, комплект поставки ПО и относящиеся к выбранным средствам документы о сертификации и метрологии. Программы должны быть совместимы с Astra Linux SE 1.8; количество защищаемых узлов — семь. Гарантийный срок на оборудование — 12 месяцев со дня передачи.</w:t>
       </w:r>
     </w:p>
-    <w:tbl>
-      <w:tblPr>
-        <w:tblStyle w:val="TableGrid"/>
-        <w:tblW w:type="auto" w:w="0"/>
-        <w:tblLook w:firstColumn="1" w:firstRow="1" w:lastColumn="0" w:lastRow="0" w:noHBand="0" w:noVBand="1" w:val="04A0"/>
-      </w:tblPr>
-      <w:tblGrid>
-        <w:gridCol w:w="4986"/>
-        <w:gridCol w:w="4986"/>
-      </w:tblGrid>
-      <w:tr>
-        <w:tc>
-          <w:tcPr>
-            <w:tcW w:type="dxa" w:w="4986"/>
-          </w:tcPr>
-          <w:p>
-            <w:pPr>
-              <w:jc w:val="center"/>
-            </w:pPr>
-            <w:r/>
-            <w:r>
-              <w:rPr>
-                <w:rFonts w:ascii="Times New Roman" w:hAnsi="Times New Roman"/>
-                <w:b/>
-                <w:sz w:val="24"/>
-              </w:rPr>
-              <w:t>Продавец</w:t>
-            </w:r>
-          </w:p>
-        </w:tc>
-        <w:tc>
-          <w:tcPr>
-            <w:tcW w:type="dxa" w:w="4986"/>
-          </w:tcPr>
-          <w:p>
-            <w:pPr>
-              <w:jc w:val="center"/>
-            </w:pPr>
-            <w:r/>
-            <w:r>
-              <w:rPr>
-                <w:rFonts w:ascii="Times New Roman" w:hAnsi="Times New Roman"/>
-                <w:b/>
-                <w:sz w:val="24"/>
-              </w:rPr>
-              <w:t>Покупатель</w:t>
-            </w:r>
-          </w:p>
-        </w:tc>
-      </w:tr>
-      <w:tr>
-        <w:tc>
-          <w:tcPr>
-            <w:tcW w:type="dxa" w:w="4986"/>
-          </w:tcPr>
-          <w:p>
-            <w:r/>
-            <w:r>
-              <w:rPr>
-                <w:rFonts w:ascii="Times New Roman" w:hAnsi="Times New Roman"/>
-                <w:sz w:val="24"/>
-              </w:rPr>
-              <w:t>ООО «ИТ-Снаб», ИНН 6165007890. Директор ____________ / Лебедев Н.В. / М.П.</w:t>
-            </w:r>
-          </w:p>
-        </w:tc>
-        <w:tc>
-          <w:tcPr>
-            <w:tcW w:type="dxa" w:w="4986"/>
-          </w:tcPr>
-          <w:p>
-            <w:r/>
-            <w:r>
-              <w:rPr>
-                <w:rFonts w:ascii="Times New Roman" w:hAnsi="Times New Roman"/>
-                <w:sz w:val="24"/>
-              </w:rPr>
-              <w:t>Общество с ограниченной ответственностью «ТехноЩит», ИНН 6165012345. Директор ____________ / Ермолаев Б.Ю. / М.П.</w:t>
-            </w:r>
-          </w:p>
-        </w:tc>
-      </w:tr>
-    </w:tbl>
     <w:p>
       <w:pPr>
-        <w:jc w:val="right"/>
+        <w:jc w:val="both"/>
       </w:pPr>
       <w:r>
-        <w:rPr>
-          <w:b w:val="0"/>
-          <w:i w:val="0"/>
-          <w:sz w:val="24"/>
-        </w:rPr>
-        <w:t>Подготовил: юрист Голованов Федор Артемович</w:t>
+        <w:t>4. Разногласия разрешаются переговорами, затем в установленном законом порядке. Изменение состава оформляется новой согласованной редакцией спецификации.</w:t>
+      </w:r>
+    </w:p>
+    <w:p>
+      <w:pPr>
+        <w:ind w:firstLine="0"/>
+      </w:pPr>
+      <w:r>
+        <w:t>Продавец: ООО «ИТ-Снаб» ________________ Лебедев Н. В.</w:t>
+        <w:br/>
+        <w:t>Покупатель: ООО «ТехноЩит» ________________ Ермолаев Б. Ю.</w:t>
       </w:r>
     </w:p>
     <w:sectPr>
-      <w:pgSz w:w="12240" w:h="15840"/>
-      <w:pgMar w:top="1134" w:right="850" w:bottom="1134" w:left="1417" w:header="720" w:footer="720" w:gutter="0"/>
+      <w:headerReference w:type="default" r:id="rId9"/>
+      <w:pgSz w:w="11906" w:h="16838"/>
+      <w:pgMar w:top="1134" w:right="850" w:bottom="1134" w:left="1701" w:header="567" w:footer="720" w:gutter="0"/>
       <w:cols w:space="720"/>
+      <w:titlePg/>
       <w:docGrid w:linePitch="360"/>
     </w:sectPr>
   </w:body>
 </w:document>
+</file>
+
+<file path=word/header1.xml><?xml version="1.0" encoding="utf-8"?>
+<w:hdr xmlns:m="http://schemas.openxmlformats.org/officeDocument/2006/math" xmlns:mc="http://schemas.openxmlformats.org/markup-compatibility/2006" xmlns:mo="http://schemas.microsoft.com/office/mac/office/2008/main" xmlns:mv="urn:schemas-microsoft-com:mac:vml" xmlns:o="urn:schemas-microsoft-com:office:office" xmlns:r="http://schemas.openxmlformats.org/officeDocument/2006/relationships" xmlns:v="urn:schemas-microsoft-com:vml" xmlns:w10="urn:schemas-microsoft-com:office:word" xmlns:w14="http://schemas.microsoft.com/office/word/2010/wordml" xmlns:w="http://schemas.openxmlformats.org/wordprocessingml/2006/main" xmlns:wne="http://schemas.microsoft.com/office/word/2006/wordml" xmlns:wp14="http://schemas.microsoft.com/office/word/2010/wordprocessingDrawing" xmlns:wp="http://schemas.openxmlformats.org/drawingml/2006/wordprocessingDrawing" xmlns:wpc="http://schemas.microsoft.com/office/word/2010/wordprocessingCanvas" xmlns:wpg="http://schemas.microsoft.com/office/word/2010/wordprocessingGroup" xmlns:wpi="http://schemas.microsoft.com/office/word/2010/wordprocessingInk" xmlns:wps="http://schemas.microsoft.com/office/word/2010/wordprocessingShape" mc:Ignorable="w14 wp14">
+  <w:p>
+    <w:pPr>
+      <w:pStyle w:val="Header"/>
+      <w:jc w:val="center"/>
+    </w:pPr>
+    <w:fldSimple w:instr="PAGE"/>
+  </w:p>
+</w:hdr>
 </file>
 
 <file path=word/numbering.xml><?xml version="1.0" encoding="utf-8"?>
@@ -570,10 +475,12 @@
     <w:rsid w:val="00FC693F"/>
     <w:pPr>
       <w:spacing w:line="276" w:lineRule="auto" w:after="80"/>
+      <w:ind w:firstLine="709"/>
     </w:pPr>
     <w:rPr>
-      <w:rFonts w:ascii="Times New Roman" w:hAnsi="Times New Roman" w:eastAsia="Times New Roman"/>
-      <w:sz w:val="28"/>
+      <w:rFonts w:ascii="Times New Roman" w:hAnsi="Times New Roman" w:eastAsia="Times New Roman" w:cs="Times New Roman"/>
+      <w:color w:val="000000"/>
+      <w:sz w:val="26"/>
     </w:rPr>
   </w:style>
   <w:style w:type="paragraph" w:styleId="Header">
@@ -635,11 +542,11 @@
       <w:outlineLvl w:val="0"/>
     </w:pPr>
     <w:rPr>
-      <w:rFonts w:asciiTheme="majorHAnsi" w:eastAsiaTheme="majorEastAsia" w:hAnsiTheme="majorHAnsi" w:cstheme="majorBidi"/>
+      <w:rFonts w:ascii="Times New Roman" w:hAnsi="Times New Roman" w:eastAsia="Times New Roman" w:cs="Times New Roman"/>
       <w:b/>
       <w:bCs/>
-      <w:color w:val="365F91" w:themeColor="accent1" w:themeShade="BF"/>
-      <w:sz w:val="28"/>
+      <w:color w:val="000000"/>
+      <w:sz w:val="24"/>
       <w:szCs w:val="28"/>
     </w:rPr>
   </w:style>
@@ -659,11 +566,11 @@
       <w:outlineLvl w:val="1"/>
     </w:pPr>
     <w:rPr>
-      <w:rFonts w:asciiTheme="majorHAnsi" w:eastAsiaTheme="majorEastAsia" w:hAnsiTheme="majorHAnsi" w:cstheme="majorBidi"/>
+      <w:rFonts w:ascii="Times New Roman" w:hAnsi="Times New Roman" w:eastAsia="Times New Roman" w:cs="Times New Roman"/>
       <w:b/>
       <w:bCs/>
-      <w:color w:val="4F81BD" w:themeColor="accent1"/>
-      <w:sz w:val="26"/>
+      <w:color w:val="000000"/>
+      <w:sz w:val="24"/>
       <w:szCs w:val="26"/>
     </w:rPr>
   </w:style>
@@ -683,7 +590,7 @@
       <w:outlineLvl w:val="2"/>
     </w:pPr>
     <w:rPr>
-      <w:rFonts w:asciiTheme="majorHAnsi" w:eastAsiaTheme="majorEastAsia" w:hAnsiTheme="majorHAnsi" w:cstheme="majorBidi"/>
+      <w:rFonts w:ascii="Times New Roman" w:hAnsi="Times New Roman" w:eastAsia="Times New Roman" w:cs="Times New Roman"/>
       <w:b/>
       <w:bCs/>
       <w:color w:val="4F81BD" w:themeColor="accent1"/>
@@ -706,7 +613,7 @@
       <w:outlineLvl w:val="3"/>
     </w:pPr>
     <w:rPr>
-      <w:rFonts w:asciiTheme="majorHAnsi" w:eastAsiaTheme="majorEastAsia" w:hAnsiTheme="majorHAnsi" w:cstheme="majorBidi"/>
+      <w:rFonts w:ascii="Times New Roman" w:hAnsi="Times New Roman" w:eastAsia="Times New Roman" w:cs="Times New Roman"/>
       <w:b/>
       <w:bCs/>
       <w:i/>
@@ -731,7 +638,7 @@
       <w:outlineLvl w:val="4"/>
     </w:pPr>
     <w:rPr>
-      <w:rFonts w:asciiTheme="majorHAnsi" w:eastAsiaTheme="majorEastAsia" w:hAnsiTheme="majorHAnsi" w:cstheme="majorBidi"/>
+      <w:rFonts w:ascii="Times New Roman" w:hAnsi="Times New Roman" w:eastAsia="Times New Roman" w:cs="Times New Roman"/>
       <w:color w:val="243F60" w:themeColor="accent1" w:themeShade="7F"/>
     </w:rPr>
   </w:style>
@@ -752,7 +659,7 @@
       <w:outlineLvl w:val="5"/>
     </w:pPr>
     <w:rPr>
-      <w:rFonts w:asciiTheme="majorHAnsi" w:eastAsiaTheme="majorEastAsia" w:hAnsiTheme="majorHAnsi" w:cstheme="majorBidi"/>
+      <w:rFonts w:ascii="Times New Roman" w:hAnsi="Times New Roman" w:eastAsia="Times New Roman" w:cs="Times New Roman"/>
       <w:i/>
       <w:iCs/>
       <w:color w:val="243F60" w:themeColor="accent1" w:themeShade="7F"/>
@@ -775,7 +682,7 @@
       <w:outlineLvl w:val="6"/>
     </w:pPr>
     <w:rPr>
-      <w:rFonts w:asciiTheme="majorHAnsi" w:eastAsiaTheme="majorEastAsia" w:hAnsiTheme="majorHAnsi" w:cstheme="majorBidi"/>
+      <w:rFonts w:ascii="Times New Roman" w:hAnsi="Times New Roman" w:eastAsia="Times New Roman" w:cs="Times New Roman"/>
       <w:i/>
       <w:iCs/>
       <w:color w:val="404040" w:themeColor="text1" w:themeTint="BF"/>
@@ -798,7 +705,7 @@
       <w:outlineLvl w:val="7"/>
     </w:pPr>
     <w:rPr>
-      <w:rFonts w:asciiTheme="majorHAnsi" w:eastAsiaTheme="majorEastAsia" w:hAnsiTheme="majorHAnsi" w:cstheme="majorBidi"/>
+      <w:rFonts w:ascii="Times New Roman" w:hAnsi="Times New Roman" w:eastAsia="Times New Roman" w:cs="Times New Roman"/>
       <w:color w:val="4F81BD" w:themeColor="accent1"/>
       <w:sz w:val="20"/>
       <w:szCs w:val="20"/>
@@ -821,7 +728,7 @@
       <w:outlineLvl w:val="8"/>
     </w:pPr>
     <w:rPr>
-      <w:rFonts w:asciiTheme="majorHAnsi" w:eastAsiaTheme="majorEastAsia" w:hAnsiTheme="majorHAnsi" w:cstheme="majorBidi"/>
+      <w:rFonts w:ascii="Times New Roman" w:hAnsi="Times New Roman" w:eastAsia="Times New Roman" w:cs="Times New Roman"/>
       <w:i/>
       <w:iCs/>
       <w:color w:val="404040" w:themeColor="text1" w:themeTint="BF"/>
@@ -872,7 +779,7 @@
     <w:uiPriority w:val="9"/>
     <w:rsid w:val="00FC693F"/>
     <w:rPr>
-      <w:rFonts w:asciiTheme="majorHAnsi" w:eastAsiaTheme="majorEastAsia" w:hAnsiTheme="majorHAnsi" w:cstheme="majorBidi"/>
+      <w:rFonts w:ascii="Times New Roman" w:hAnsi="Times New Roman" w:eastAsia="Times New Roman" w:cs="Times New Roman"/>
       <w:b/>
       <w:bCs/>
       <w:color w:val="365F91" w:themeColor="accent1" w:themeShade="BF"/>
@@ -887,7 +794,7 @@
     <w:uiPriority w:val="9"/>
     <w:rsid w:val="00FC693F"/>
     <w:rPr>
-      <w:rFonts w:asciiTheme="majorHAnsi" w:eastAsiaTheme="majorEastAsia" w:hAnsiTheme="majorHAnsi" w:cstheme="majorBidi"/>
+      <w:rFonts w:ascii="Times New Roman" w:hAnsi="Times New Roman" w:eastAsia="Times New Roman" w:cs="Times New Roman"/>
       <w:b/>
       <w:bCs/>
       <w:color w:val="4F81BD" w:themeColor="accent1"/>
@@ -902,7 +809,7 @@
     <w:uiPriority w:val="9"/>
     <w:rsid w:val="00FC693F"/>
     <w:rPr>
-      <w:rFonts w:asciiTheme="majorHAnsi" w:eastAsiaTheme="majorEastAsia" w:hAnsiTheme="majorHAnsi" w:cstheme="majorBidi"/>
+      <w:rFonts w:ascii="Times New Roman" w:hAnsi="Times New Roman" w:eastAsia="Times New Roman" w:cs="Times New Roman"/>
       <w:b/>
       <w:bCs/>
       <w:color w:val="4F81BD" w:themeColor="accent1"/>
@@ -924,8 +831,8 @@
       <w:contextualSpacing/>
     </w:pPr>
     <w:rPr>
-      <w:rFonts w:asciiTheme="majorHAnsi" w:eastAsiaTheme="majorEastAsia" w:hAnsiTheme="majorHAnsi" w:cstheme="majorBidi"/>
-      <w:color w:val="17365D" w:themeColor="text2" w:themeShade="BF"/>
+      <w:rFonts w:ascii="Times New Roman" w:hAnsi="Times New Roman" w:eastAsia="Times New Roman" w:cs="Times New Roman"/>
+      <w:color w:val="000000"/>
       <w:spacing w:val="5"/>
       <w:kern w:val="28"/>
       <w:sz w:val="52"/>
@@ -939,7 +846,7 @@
     <w:uiPriority w:val="10"/>
     <w:rsid w:val="00FC693F"/>
     <w:rPr>
-      <w:rFonts w:asciiTheme="majorHAnsi" w:eastAsiaTheme="majorEastAsia" w:hAnsiTheme="majorHAnsi" w:cstheme="majorBidi"/>
+      <w:rFonts w:ascii="Times New Roman" w:hAnsi="Times New Roman" w:eastAsia="Times New Roman" w:cs="Times New Roman"/>
       <w:color w:val="17365D" w:themeColor="text2" w:themeShade="BF"/>
       <w:spacing w:val="5"/>
       <w:kern w:val="28"/>
@@ -961,7 +868,7 @@
       </w:numPr>
     </w:pPr>
     <w:rPr>
-      <w:rFonts w:asciiTheme="majorHAnsi" w:eastAsiaTheme="majorEastAsia" w:hAnsiTheme="majorHAnsi" w:cstheme="majorBidi"/>
+      <w:rFonts w:ascii="Times New Roman" w:hAnsi="Times New Roman" w:eastAsia="Times New Roman" w:cs="Times New Roman"/>
       <w:i/>
       <w:iCs/>
       <w:color w:val="4F81BD" w:themeColor="accent1"/>
@@ -977,7 +884,7 @@
     <w:uiPriority w:val="11"/>
     <w:rsid w:val="00FC693F"/>
     <w:rPr>
-      <w:rFonts w:asciiTheme="majorHAnsi" w:eastAsiaTheme="majorEastAsia" w:hAnsiTheme="majorHAnsi" w:cstheme="majorBidi"/>
+      <w:rFonts w:ascii="Times New Roman" w:hAnsi="Times New Roman" w:eastAsia="Times New Roman" w:cs="Times New Roman"/>
       <w:i/>
       <w:iCs/>
       <w:color w:val="4F81BD" w:themeColor="accent1"/>
@@ -1224,7 +1131,7 @@
       </w:tabs>
     </w:pPr>
     <w:rPr>
-      <w:rFonts w:ascii="Courier" w:hAnsi="Courier"/>
+      <w:rFonts w:ascii="Times New Roman" w:hAnsi="Times New Roman" w:eastAsia="Times New Roman" w:cs="Times New Roman"/>
       <w:sz w:val="20"/>
       <w:szCs w:val="20"/>
     </w:rPr>
@@ -1236,7 +1143,7 @@
     <w:uiPriority w:val="99"/>
     <w:rsid w:val="0029639D"/>
     <w:rPr>
-      <w:rFonts w:ascii="Courier" w:hAnsi="Courier"/>
+      <w:rFonts w:ascii="Times New Roman" w:hAnsi="Times New Roman" w:eastAsia="Times New Roman" w:cs="Times New Roman"/>
       <w:sz w:val="20"/>
       <w:szCs w:val="20"/>
     </w:rPr>
@@ -1275,7 +1182,7 @@
     <w:semiHidden/>
     <w:rsid w:val="00FC693F"/>
     <w:rPr>
-      <w:rFonts w:asciiTheme="majorHAnsi" w:eastAsiaTheme="majorEastAsia" w:hAnsiTheme="majorHAnsi" w:cstheme="majorBidi"/>
+      <w:rFonts w:ascii="Times New Roman" w:hAnsi="Times New Roman" w:eastAsia="Times New Roman" w:cs="Times New Roman"/>
       <w:b/>
       <w:bCs/>
       <w:i/>
@@ -1291,7 +1198,7 @@
     <w:semiHidden/>
     <w:rsid w:val="00FC693F"/>
     <w:rPr>
-      <w:rFonts w:asciiTheme="majorHAnsi" w:eastAsiaTheme="majorEastAsia" w:hAnsiTheme="majorHAnsi" w:cstheme="majorBidi"/>
+      <w:rFonts w:ascii="Times New Roman" w:hAnsi="Times New Roman" w:eastAsia="Times New Roman" w:cs="Times New Roman"/>
       <w:color w:val="243F60" w:themeColor="accent1" w:themeShade="7F"/>
     </w:rPr>
   </w:style>
@@ -1303,7 +1210,7 @@
     <w:semiHidden/>
     <w:rsid w:val="00FC693F"/>
     <w:rPr>
-      <w:rFonts w:asciiTheme="majorHAnsi" w:eastAsiaTheme="majorEastAsia" w:hAnsiTheme="majorHAnsi" w:cstheme="majorBidi"/>
+      <w:rFonts w:ascii="Times New Roman" w:hAnsi="Times New Roman" w:eastAsia="Times New Roman" w:cs="Times New Roman"/>
       <w:i/>
       <w:iCs/>
       <w:color w:val="243F60" w:themeColor="accent1" w:themeShade="7F"/>
@@ -1317,7 +1224,7 @@
     <w:semiHidden/>
     <w:rsid w:val="00FC693F"/>
     <w:rPr>
-      <w:rFonts w:asciiTheme="majorHAnsi" w:eastAsiaTheme="majorEastAsia" w:hAnsiTheme="majorHAnsi" w:cstheme="majorBidi"/>
+      <w:rFonts w:ascii="Times New Roman" w:hAnsi="Times New Roman" w:eastAsia="Times New Roman" w:cs="Times New Roman"/>
       <w:i/>
       <w:iCs/>
       <w:color w:val="404040" w:themeColor="text1" w:themeTint="BF"/>
@@ -1331,7 +1238,7 @@
     <w:semiHidden/>
     <w:rsid w:val="00FC693F"/>
     <w:rPr>
-      <w:rFonts w:asciiTheme="majorHAnsi" w:eastAsiaTheme="majorEastAsia" w:hAnsiTheme="majorHAnsi" w:cstheme="majorBidi"/>
+      <w:rFonts w:ascii="Times New Roman" w:hAnsi="Times New Roman" w:eastAsia="Times New Roman" w:cs="Times New Roman"/>
       <w:color w:val="4F81BD" w:themeColor="accent1"/>
       <w:sz w:val="20"/>
       <w:szCs w:val="20"/>
@@ -1345,7 +1252,7 @@
     <w:semiHidden/>
     <w:rsid w:val="00FC693F"/>
     <w:rPr>
-      <w:rFonts w:asciiTheme="majorHAnsi" w:eastAsiaTheme="majorEastAsia" w:hAnsiTheme="majorHAnsi" w:cstheme="majorBidi"/>
+      <w:rFonts w:ascii="Times New Roman" w:hAnsi="Times New Roman" w:eastAsia="Times New Roman" w:cs="Times New Roman"/>
       <w:i/>
       <w:iCs/>
       <w:color w:val="404040" w:themeColor="text1" w:themeTint="BF"/>
@@ -2934,7 +2841,7 @@
         <w:spacing w:before="0" w:after="0" w:line="240" w:lineRule="auto"/>
       </w:pPr>
       <w:rPr>
-        <w:rFonts w:asciiTheme="majorHAnsi" w:eastAsiaTheme="majorEastAsia" w:hAnsiTheme="majorHAnsi" w:cstheme="majorBidi"/>
+        <w:rFonts w:ascii="Times New Roman" w:hAnsi="Times New Roman" w:eastAsia="Times New Roman" w:cs="Times New Roman"/>
         <w:b/>
         <w:bCs/>
       </w:rPr>
@@ -2955,7 +2862,7 @@
         <w:spacing w:before="0" w:after="0" w:line="240" w:lineRule="auto"/>
       </w:pPr>
       <w:rPr>
-        <w:rFonts w:asciiTheme="majorHAnsi" w:eastAsiaTheme="majorEastAsia" w:hAnsiTheme="majorHAnsi" w:cstheme="majorBidi"/>
+        <w:rFonts w:ascii="Times New Roman" w:hAnsi="Times New Roman" w:eastAsia="Times New Roman" w:cs="Times New Roman"/>
         <w:b/>
         <w:bCs/>
       </w:rPr>
@@ -2973,14 +2880,14 @@
     </w:tblStylePr>
     <w:tblStylePr w:type="firstCol">
       <w:rPr>
-        <w:rFonts w:asciiTheme="majorHAnsi" w:eastAsiaTheme="majorEastAsia" w:hAnsiTheme="majorHAnsi" w:cstheme="majorBidi"/>
+        <w:rFonts w:ascii="Times New Roman" w:hAnsi="Times New Roman" w:eastAsia="Times New Roman" w:cs="Times New Roman"/>
         <w:b/>
         <w:bCs/>
       </w:rPr>
     </w:tblStylePr>
     <w:tblStylePr w:type="lastCol">
       <w:rPr>
-        <w:rFonts w:asciiTheme="majorHAnsi" w:eastAsiaTheme="majorEastAsia" w:hAnsiTheme="majorHAnsi" w:cstheme="majorBidi"/>
+        <w:rFonts w:ascii="Times New Roman" w:hAnsi="Times New Roman" w:eastAsia="Times New Roman" w:cs="Times New Roman"/>
         <w:b/>
         <w:bCs/>
       </w:rPr>
@@ -3064,7 +2971,7 @@
         <w:spacing w:before="0" w:after="0" w:line="240" w:lineRule="auto"/>
       </w:pPr>
       <w:rPr>
-        <w:rFonts w:asciiTheme="majorHAnsi" w:eastAsiaTheme="majorEastAsia" w:hAnsiTheme="majorHAnsi" w:cstheme="majorBidi"/>
+        <w:rFonts w:ascii="Times New Roman" w:hAnsi="Times New Roman" w:eastAsia="Times New Roman" w:cs="Times New Roman"/>
         <w:b/>
         <w:bCs/>
       </w:rPr>
@@ -3085,7 +2992,7 @@
         <w:spacing w:before="0" w:after="0" w:line="240" w:lineRule="auto"/>
       </w:pPr>
       <w:rPr>
-        <w:rFonts w:asciiTheme="majorHAnsi" w:eastAsiaTheme="majorEastAsia" w:hAnsiTheme="majorHAnsi" w:cstheme="majorBidi"/>
+        <w:rFonts w:ascii="Times New Roman" w:hAnsi="Times New Roman" w:eastAsia="Times New Roman" w:cs="Times New Roman"/>
         <w:b/>
         <w:bCs/>
       </w:rPr>
@@ -3103,14 +3010,14 @@
     </w:tblStylePr>
     <w:tblStylePr w:type="firstCol">
       <w:rPr>
-        <w:rFonts w:asciiTheme="majorHAnsi" w:eastAsiaTheme="majorEastAsia" w:hAnsiTheme="majorHAnsi" w:cstheme="majorBidi"/>
+        <w:rFonts w:ascii="Times New Roman" w:hAnsi="Times New Roman" w:eastAsia="Times New Roman" w:cs="Times New Roman"/>
         <w:b/>
         <w:bCs/>
       </w:rPr>
     </w:tblStylePr>
     <w:tblStylePr w:type="lastCol">
       <w:rPr>
-        <w:rFonts w:asciiTheme="majorHAnsi" w:eastAsiaTheme="majorEastAsia" w:hAnsiTheme="majorHAnsi" w:cstheme="majorBidi"/>
+        <w:rFonts w:ascii="Times New Roman" w:hAnsi="Times New Roman" w:eastAsia="Times New Roman" w:cs="Times New Roman"/>
         <w:b/>
         <w:bCs/>
       </w:rPr>
@@ -3194,7 +3101,7 @@
         <w:spacing w:before="0" w:after="0" w:line="240" w:lineRule="auto"/>
       </w:pPr>
       <w:rPr>
-        <w:rFonts w:asciiTheme="majorHAnsi" w:eastAsiaTheme="majorEastAsia" w:hAnsiTheme="majorHAnsi" w:cstheme="majorBidi"/>
+        <w:rFonts w:ascii="Times New Roman" w:hAnsi="Times New Roman" w:eastAsia="Times New Roman" w:cs="Times New Roman"/>
         <w:b/>
         <w:bCs/>
       </w:rPr>
@@ -3215,7 +3122,7 @@
         <w:spacing w:before="0" w:after="0" w:line="240" w:lineRule="auto"/>
       </w:pPr>
       <w:rPr>
-        <w:rFonts w:asciiTheme="majorHAnsi" w:eastAsiaTheme="majorEastAsia" w:hAnsiTheme="majorHAnsi" w:cstheme="majorBidi"/>
+        <w:rFonts w:ascii="Times New Roman" w:hAnsi="Times New Roman" w:eastAsia="Times New Roman" w:cs="Times New Roman"/>
         <w:b/>
         <w:bCs/>
       </w:rPr>
@@ -3233,14 +3140,14 @@
     </w:tblStylePr>
     <w:tblStylePr w:type="firstCol">
       <w:rPr>
-        <w:rFonts w:asciiTheme="majorHAnsi" w:eastAsiaTheme="majorEastAsia" w:hAnsiTheme="majorHAnsi" w:cstheme="majorBidi"/>
+        <w:rFonts w:ascii="Times New Roman" w:hAnsi="Times New Roman" w:eastAsia="Times New Roman" w:cs="Times New Roman"/>
         <w:b/>
         <w:bCs/>
       </w:rPr>
     </w:tblStylePr>
     <w:tblStylePr w:type="lastCol">
       <w:rPr>
-        <w:rFonts w:asciiTheme="majorHAnsi" w:eastAsiaTheme="majorEastAsia" w:hAnsiTheme="majorHAnsi" w:cstheme="majorBidi"/>
+        <w:rFonts w:ascii="Times New Roman" w:hAnsi="Times New Roman" w:eastAsia="Times New Roman" w:cs="Times New Roman"/>
         <w:b/>
         <w:bCs/>
       </w:rPr>
@@ -3324,7 +3231,7 @@
         <w:spacing w:before="0" w:after="0" w:line="240" w:lineRule="auto"/>
       </w:pPr>
       <w:rPr>
-        <w:rFonts w:asciiTheme="majorHAnsi" w:eastAsiaTheme="majorEastAsia" w:hAnsiTheme="majorHAnsi" w:cstheme="majorBidi"/>
+        <w:rFonts w:ascii="Times New Roman" w:hAnsi="Times New Roman" w:eastAsia="Times New Roman" w:cs="Times New Roman"/>
         <w:b/>
         <w:bCs/>
       </w:rPr>
@@ -3345,7 +3252,7 @@
         <w:spacing w:before="0" w:after="0" w:line="240" w:lineRule="auto"/>
       </w:pPr>
       <w:rPr>
-        <w:rFonts w:asciiTheme="majorHAnsi" w:eastAsiaTheme="majorEastAsia" w:hAnsiTheme="majorHAnsi" w:cstheme="majorBidi"/>
+        <w:rFonts w:ascii="Times New Roman" w:hAnsi="Times New Roman" w:eastAsia="Times New Roman" w:cs="Times New Roman"/>
         <w:b/>
         <w:bCs/>
       </w:rPr>
@@ -3363,14 +3270,14 @@
     </w:tblStylePr>
     <w:tblStylePr w:type="firstCol">
       <w:rPr>
-        <w:rFonts w:asciiTheme="majorHAnsi" w:eastAsiaTheme="majorEastAsia" w:hAnsiTheme="majorHAnsi" w:cstheme="majorBidi"/>
+        <w:rFonts w:ascii="Times New Roman" w:hAnsi="Times New Roman" w:eastAsia="Times New Roman" w:cs="Times New Roman"/>
         <w:b/>
         <w:bCs/>
       </w:rPr>
     </w:tblStylePr>
     <w:tblStylePr w:type="lastCol">
       <w:rPr>
-        <w:rFonts w:asciiTheme="majorHAnsi" w:eastAsiaTheme="majorEastAsia" w:hAnsiTheme="majorHAnsi" w:cstheme="majorBidi"/>
+        <w:rFonts w:ascii="Times New Roman" w:hAnsi="Times New Roman" w:eastAsia="Times New Roman" w:cs="Times New Roman"/>
         <w:b/>
         <w:bCs/>
       </w:rPr>
@@ -3454,7 +3361,7 @@
         <w:spacing w:before="0" w:after="0" w:line="240" w:lineRule="auto"/>
       </w:pPr>
       <w:rPr>
-        <w:rFonts w:asciiTheme="majorHAnsi" w:eastAsiaTheme="majorEastAsia" w:hAnsiTheme="majorHAnsi" w:cstheme="majorBidi"/>
+        <w:rFonts w:ascii="Times New Roman" w:hAnsi="Times New Roman" w:eastAsia="Times New Roman" w:cs="Times New Roman"/>
         <w:b/>
         <w:bCs/>
       </w:rPr>
@@ -3475,7 +3382,7 @@
         <w:spacing w:before="0" w:after="0" w:line="240" w:lineRule="auto"/>
       </w:pPr>
       <w:rPr>
-        <w:rFonts w:asciiTheme="majorHAnsi" w:eastAsiaTheme="majorEastAsia" w:hAnsiTheme="majorHAnsi" w:cstheme="majorBidi"/>
+        <w:rFonts w:ascii="Times New Roman" w:hAnsi="Times New Roman" w:eastAsia="Times New Roman" w:cs="Times New Roman"/>
         <w:b/>
         <w:bCs/>
       </w:rPr>
@@ -3493,14 +3400,14 @@
     </w:tblStylePr>
     <w:tblStylePr w:type="firstCol">
       <w:rPr>
-        <w:rFonts w:asciiTheme="majorHAnsi" w:eastAsiaTheme="majorEastAsia" w:hAnsiTheme="majorHAnsi" w:cstheme="majorBidi"/>
+        <w:rFonts w:ascii="Times New Roman" w:hAnsi="Times New Roman" w:eastAsia="Times New Roman" w:cs="Times New Roman"/>
         <w:b/>
         <w:bCs/>
       </w:rPr>
     </w:tblStylePr>
     <w:tblStylePr w:type="lastCol">
       <w:rPr>
-        <w:rFonts w:asciiTheme="majorHAnsi" w:eastAsiaTheme="majorEastAsia" w:hAnsiTheme="majorHAnsi" w:cstheme="majorBidi"/>
+        <w:rFonts w:ascii="Times New Roman" w:hAnsi="Times New Roman" w:eastAsia="Times New Roman" w:cs="Times New Roman"/>
         <w:b/>
         <w:bCs/>
       </w:rPr>
@@ -3584,7 +3491,7 @@
         <w:spacing w:before="0" w:after="0" w:line="240" w:lineRule="auto"/>
       </w:pPr>
       <w:rPr>
-        <w:rFonts w:asciiTheme="majorHAnsi" w:eastAsiaTheme="majorEastAsia" w:hAnsiTheme="majorHAnsi" w:cstheme="majorBidi"/>
+        <w:rFonts w:ascii="Times New Roman" w:hAnsi="Times New Roman" w:eastAsia="Times New Roman" w:cs="Times New Roman"/>
         <w:b/>
         <w:bCs/>
       </w:rPr>
@@ -3605,7 +3512,7 @@
         <w:spacing w:before="0" w:after="0" w:line="240" w:lineRule="auto"/>
       </w:pPr>
       <w:rPr>
-        <w:rFonts w:asciiTheme="majorHAnsi" w:eastAsiaTheme="majorEastAsia" w:hAnsiTheme="majorHAnsi" w:cstheme="majorBidi"/>
+        <w:rFonts w:ascii="Times New Roman" w:hAnsi="Times New Roman" w:eastAsia="Times New Roman" w:cs="Times New Roman"/>
         <w:b/>
         <w:bCs/>
       </w:rPr>
@@ -3623,14 +3530,14 @@
     </w:tblStylePr>
     <w:tblStylePr w:type="firstCol">
       <w:rPr>
-        <w:rFonts w:asciiTheme="majorHAnsi" w:eastAsiaTheme="majorEastAsia" w:hAnsiTheme="majorHAnsi" w:cstheme="majorBidi"/>
+        <w:rFonts w:ascii="Times New Roman" w:hAnsi="Times New Roman" w:eastAsia="Times New Roman" w:cs="Times New Roman"/>
         <w:b/>
         <w:bCs/>
       </w:rPr>
     </w:tblStylePr>
     <w:tblStylePr w:type="lastCol">
       <w:rPr>
-        <w:rFonts w:asciiTheme="majorHAnsi" w:eastAsiaTheme="majorEastAsia" w:hAnsiTheme="majorHAnsi" w:cstheme="majorBidi"/>
+        <w:rFonts w:ascii="Times New Roman" w:hAnsi="Times New Roman" w:eastAsia="Times New Roman" w:cs="Times New Roman"/>
         <w:b/>
         <w:bCs/>
       </w:rPr>
@@ -3714,7 +3621,7 @@
         <w:spacing w:before="0" w:after="0" w:line="240" w:lineRule="auto"/>
       </w:pPr>
       <w:rPr>
-        <w:rFonts w:asciiTheme="majorHAnsi" w:eastAsiaTheme="majorEastAsia" w:hAnsiTheme="majorHAnsi" w:cstheme="majorBidi"/>
+        <w:rFonts w:ascii="Times New Roman" w:hAnsi="Times New Roman" w:eastAsia="Times New Roman" w:cs="Times New Roman"/>
         <w:b/>
         <w:bCs/>
       </w:rPr>
@@ -3735,7 +3642,7 @@
         <w:spacing w:before="0" w:after="0" w:line="240" w:lineRule="auto"/>
       </w:pPr>
       <w:rPr>
-        <w:rFonts w:asciiTheme="majorHAnsi" w:eastAsiaTheme="majorEastAsia" w:hAnsiTheme="majorHAnsi" w:cstheme="majorBidi"/>
+        <w:rFonts w:ascii="Times New Roman" w:hAnsi="Times New Roman" w:eastAsia="Times New Roman" w:cs="Times New Roman"/>
         <w:b/>
         <w:bCs/>
       </w:rPr>
@@ -3753,14 +3660,14 @@
     </w:tblStylePr>
     <w:tblStylePr w:type="firstCol">
       <w:rPr>
-        <w:rFonts w:asciiTheme="majorHAnsi" w:eastAsiaTheme="majorEastAsia" w:hAnsiTheme="majorHAnsi" w:cstheme="majorBidi"/>
+        <w:rFonts w:ascii="Times New Roman" w:hAnsi="Times New Roman" w:eastAsia="Times New Roman" w:cs="Times New Roman"/>
         <w:b/>
         <w:bCs/>
       </w:rPr>
     </w:tblStylePr>
     <w:tblStylePr w:type="lastCol">
       <w:rPr>
-        <w:rFonts w:asciiTheme="majorHAnsi" w:eastAsiaTheme="majorEastAsia" w:hAnsiTheme="majorHAnsi" w:cstheme="majorBidi"/>
+        <w:rFonts w:ascii="Times New Roman" w:hAnsi="Times New Roman" w:eastAsia="Times New Roman" w:cs="Times New Roman"/>
         <w:b/>
         <w:bCs/>
       </w:rPr>
@@ -5625,7 +5532,7 @@
     </w:tblPr>
     <w:tblStylePr w:type="firstRow">
       <w:rPr>
-        <w:rFonts w:asciiTheme="majorHAnsi" w:eastAsiaTheme="majorEastAsia" w:hAnsiTheme="majorHAnsi" w:cstheme="majorBidi"/>
+        <w:rFonts w:ascii="Times New Roman" w:hAnsi="Times New Roman" w:eastAsia="Times New Roman" w:cs="Times New Roman"/>
       </w:rPr>
       <w:tblPr/>
       <w:tcPr>
@@ -5709,7 +5616,7 @@
     </w:tblPr>
     <w:tblStylePr w:type="firstRow">
       <w:rPr>
-        <w:rFonts w:asciiTheme="majorHAnsi" w:eastAsiaTheme="majorEastAsia" w:hAnsiTheme="majorHAnsi" w:cstheme="majorBidi"/>
+        <w:rFonts w:ascii="Times New Roman" w:hAnsi="Times New Roman" w:eastAsia="Times New Roman" w:cs="Times New Roman"/>
       </w:rPr>
       <w:tblPr/>
       <w:tcPr>
@@ -5793,7 +5700,7 @@
     </w:tblPr>
     <w:tblStylePr w:type="firstRow">
       <w:rPr>
-        <w:rFonts w:asciiTheme="majorHAnsi" w:eastAsiaTheme="majorEastAsia" w:hAnsiTheme="majorHAnsi" w:cstheme="majorBidi"/>
+        <w:rFonts w:ascii="Times New Roman" w:hAnsi="Times New Roman" w:eastAsia="Times New Roman" w:cs="Times New Roman"/>
       </w:rPr>
       <w:tblPr/>
       <w:tcPr>
@@ -5877,7 +5784,7 @@
     </w:tblPr>
     <w:tblStylePr w:type="firstRow">
       <w:rPr>
-        <w:rFonts w:asciiTheme="majorHAnsi" w:eastAsiaTheme="majorEastAsia" w:hAnsiTheme="majorHAnsi" w:cstheme="majorBidi"/>
+        <w:rFonts w:ascii="Times New Roman" w:hAnsi="Times New Roman" w:eastAsia="Times New Roman" w:cs="Times New Roman"/>
       </w:rPr>
       <w:tblPr/>
       <w:tcPr>
@@ -5961,7 +5868,7 @@
     </w:tblPr>
     <w:tblStylePr w:type="firstRow">
       <w:rPr>
-        <w:rFonts w:asciiTheme="majorHAnsi" w:eastAsiaTheme="majorEastAsia" w:hAnsiTheme="majorHAnsi" w:cstheme="majorBidi"/>
+        <w:rFonts w:ascii="Times New Roman" w:hAnsi="Times New Roman" w:eastAsia="Times New Roman" w:cs="Times New Roman"/>
       </w:rPr>
       <w:tblPr/>
       <w:tcPr>
@@ -6045,7 +5952,7 @@
     </w:tblPr>
     <w:tblStylePr w:type="firstRow">
       <w:rPr>
-        <w:rFonts w:asciiTheme="majorHAnsi" w:eastAsiaTheme="majorEastAsia" w:hAnsiTheme="majorHAnsi" w:cstheme="majorBidi"/>
+        <w:rFonts w:ascii="Times New Roman" w:hAnsi="Times New Roman" w:eastAsia="Times New Roman" w:cs="Times New Roman"/>
       </w:rPr>
       <w:tblPr/>
       <w:tcPr>
@@ -6129,7 +6036,7 @@
     </w:tblPr>
     <w:tblStylePr w:type="firstRow">
       <w:rPr>
-        <w:rFonts w:asciiTheme="majorHAnsi" w:eastAsiaTheme="majorEastAsia" w:hAnsiTheme="majorHAnsi" w:cstheme="majorBidi"/>
+        <w:rFonts w:ascii="Times New Roman" w:hAnsi="Times New Roman" w:eastAsia="Times New Roman" w:cs="Times New Roman"/>
       </w:rPr>
       <w:tblPr/>
       <w:tcPr>
@@ -6194,7 +6101,7 @@
       <w:spacing w:after="0" w:line="240" w:lineRule="auto"/>
     </w:pPr>
     <w:rPr>
-      <w:rFonts w:asciiTheme="majorHAnsi" w:eastAsiaTheme="majorEastAsia" w:hAnsiTheme="majorHAnsi" w:cstheme="majorBidi"/>
+      <w:rFonts w:ascii="Times New Roman" w:hAnsi="Times New Roman" w:eastAsia="Times New Roman" w:cs="Times New Roman"/>
       <w:color w:val="000000" w:themeColor="text1"/>
     </w:rPr>
     <w:tblPr>
@@ -6322,7 +6229,7 @@
       <w:spacing w:after="0" w:line="240" w:lineRule="auto"/>
     </w:pPr>
     <w:rPr>
-      <w:rFonts w:asciiTheme="majorHAnsi" w:eastAsiaTheme="majorEastAsia" w:hAnsiTheme="majorHAnsi" w:cstheme="majorBidi"/>
+      <w:rFonts w:ascii="Times New Roman" w:hAnsi="Times New Roman" w:eastAsia="Times New Roman" w:cs="Times New Roman"/>
       <w:color w:val="000000" w:themeColor="text1"/>
     </w:rPr>
     <w:tblPr>
@@ -6450,7 +6357,7 @@
       <w:spacing w:after="0" w:line="240" w:lineRule="auto"/>
     </w:pPr>
     <w:rPr>
-      <w:rFonts w:asciiTheme="majorHAnsi" w:eastAsiaTheme="majorEastAsia" w:hAnsiTheme="majorHAnsi" w:cstheme="majorBidi"/>
+      <w:rFonts w:ascii="Times New Roman" w:hAnsi="Times New Roman" w:eastAsia="Times New Roman" w:cs="Times New Roman"/>
       <w:color w:val="000000" w:themeColor="text1"/>
     </w:rPr>
     <w:tblPr>
@@ -6578,7 +6485,7 @@
       <w:spacing w:after="0" w:line="240" w:lineRule="auto"/>
     </w:pPr>
     <w:rPr>
-      <w:rFonts w:asciiTheme="majorHAnsi" w:eastAsiaTheme="majorEastAsia" w:hAnsiTheme="majorHAnsi" w:cstheme="majorBidi"/>
+      <w:rFonts w:ascii="Times New Roman" w:hAnsi="Times New Roman" w:eastAsia="Times New Roman" w:cs="Times New Roman"/>
       <w:color w:val="000000" w:themeColor="text1"/>
     </w:rPr>
     <w:tblPr>
@@ -6706,7 +6613,7 @@
       <w:spacing w:after="0" w:line="240" w:lineRule="auto"/>
     </w:pPr>
     <w:rPr>
-      <w:rFonts w:asciiTheme="majorHAnsi" w:eastAsiaTheme="majorEastAsia" w:hAnsiTheme="majorHAnsi" w:cstheme="majorBidi"/>
+      <w:rFonts w:ascii="Times New Roman" w:hAnsi="Times New Roman" w:eastAsia="Times New Roman" w:cs="Times New Roman"/>
       <w:color w:val="000000" w:themeColor="text1"/>
     </w:rPr>
     <w:tblPr>
@@ -6834,7 +6741,7 @@
       <w:spacing w:after="0" w:line="240" w:lineRule="auto"/>
     </w:pPr>
     <w:rPr>
-      <w:rFonts w:asciiTheme="majorHAnsi" w:eastAsiaTheme="majorEastAsia" w:hAnsiTheme="majorHAnsi" w:cstheme="majorBidi"/>
+      <w:rFonts w:ascii="Times New Roman" w:hAnsi="Times New Roman" w:eastAsia="Times New Roman" w:cs="Times New Roman"/>
       <w:color w:val="000000" w:themeColor="text1"/>
     </w:rPr>
     <w:tblPr>
@@ -6962,7 +6869,7 @@
       <w:spacing w:after="0" w:line="240" w:lineRule="auto"/>
     </w:pPr>
     <w:rPr>
-      <w:rFonts w:asciiTheme="majorHAnsi" w:eastAsiaTheme="majorEastAsia" w:hAnsiTheme="majorHAnsi" w:cstheme="majorBidi"/>
+      <w:rFonts w:ascii="Times New Roman" w:hAnsi="Times New Roman" w:eastAsia="Times New Roman" w:cs="Times New Roman"/>
       <w:color w:val="000000" w:themeColor="text1"/>
     </w:rPr>
     <w:tblPr>
@@ -7601,7 +7508,7 @@
       <w:spacing w:after="0" w:line="240" w:lineRule="auto"/>
     </w:pPr>
     <w:rPr>
-      <w:rFonts w:asciiTheme="majorHAnsi" w:eastAsiaTheme="majorEastAsia" w:hAnsiTheme="majorHAnsi" w:cstheme="majorBidi"/>
+      <w:rFonts w:ascii="Times New Roman" w:hAnsi="Times New Roman" w:eastAsia="Times New Roman" w:cs="Times New Roman"/>
       <w:color w:val="000000" w:themeColor="text1"/>
     </w:rPr>
     <w:tblPr>
@@ -7726,7 +7633,7 @@
       <w:spacing w:after="0" w:line="240" w:lineRule="auto"/>
     </w:pPr>
     <w:rPr>
-      <w:rFonts w:asciiTheme="majorHAnsi" w:eastAsiaTheme="majorEastAsia" w:hAnsiTheme="majorHAnsi" w:cstheme="majorBidi"/>
+      <w:rFonts w:ascii="Times New Roman" w:hAnsi="Times New Roman" w:eastAsia="Times New Roman" w:cs="Times New Roman"/>
       <w:color w:val="000000" w:themeColor="text1"/>
     </w:rPr>
     <w:tblPr>
@@ -7851,7 +7758,7 @@
       <w:spacing w:after="0" w:line="240" w:lineRule="auto"/>
     </w:pPr>
     <w:rPr>
-      <w:rFonts w:asciiTheme="majorHAnsi" w:eastAsiaTheme="majorEastAsia" w:hAnsiTheme="majorHAnsi" w:cstheme="majorBidi"/>
+      <w:rFonts w:ascii="Times New Roman" w:hAnsi="Times New Roman" w:eastAsia="Times New Roman" w:cs="Times New Roman"/>
       <w:color w:val="000000" w:themeColor="text1"/>
     </w:rPr>
     <w:tblPr>
@@ -7976,7 +7883,7 @@
       <w:spacing w:after="0" w:line="240" w:lineRule="auto"/>
     </w:pPr>
     <w:rPr>
-      <w:rFonts w:asciiTheme="majorHAnsi" w:eastAsiaTheme="majorEastAsia" w:hAnsiTheme="majorHAnsi" w:cstheme="majorBidi"/>
+      <w:rFonts w:ascii="Times New Roman" w:hAnsi="Times New Roman" w:eastAsia="Times New Roman" w:cs="Times New Roman"/>
       <w:color w:val="000000" w:themeColor="text1"/>
     </w:rPr>
     <w:tblPr>
@@ -8101,7 +8008,7 @@
       <w:spacing w:after="0" w:line="240" w:lineRule="auto"/>
     </w:pPr>
     <w:rPr>
-      <w:rFonts w:asciiTheme="majorHAnsi" w:eastAsiaTheme="majorEastAsia" w:hAnsiTheme="majorHAnsi" w:cstheme="majorBidi"/>
+      <w:rFonts w:ascii="Times New Roman" w:hAnsi="Times New Roman" w:eastAsia="Times New Roman" w:cs="Times New Roman"/>
       <w:color w:val="000000" w:themeColor="text1"/>
     </w:rPr>
     <w:tblPr>
@@ -8226,7 +8133,7 @@
       <w:spacing w:after="0" w:line="240" w:lineRule="auto"/>
     </w:pPr>
     <w:rPr>
-      <w:rFonts w:asciiTheme="majorHAnsi" w:eastAsiaTheme="majorEastAsia" w:hAnsiTheme="majorHAnsi" w:cstheme="majorBidi"/>
+      <w:rFonts w:ascii="Times New Roman" w:hAnsi="Times New Roman" w:eastAsia="Times New Roman" w:cs="Times New Roman"/>
       <w:color w:val="000000" w:themeColor="text1"/>
     </w:rPr>
     <w:tblPr>
@@ -8351,7 +8258,7 @@
       <w:spacing w:after="0" w:line="240" w:lineRule="auto"/>
     </w:pPr>
     <w:rPr>
-      <w:rFonts w:asciiTheme="majorHAnsi" w:eastAsiaTheme="majorEastAsia" w:hAnsiTheme="majorHAnsi" w:cstheme="majorBidi"/>
+      <w:rFonts w:ascii="Times New Roman" w:hAnsi="Times New Roman" w:eastAsia="Times New Roman" w:cs="Times New Roman"/>
       <w:color w:val="000000" w:themeColor="text1"/>
     </w:rPr>
     <w:tblPr>
